--- a/NEWS CATEGORY CLASSIFICATION.docx
+++ b/NEWS CATEGORY CLASSIFICATION.docx
@@ -2883,21 +2883,7 @@
           <w:lang w:eastAsia="en-IN"/>
           <w14:ligatures w14:val="none"/>
         </w:rPr>
-        <w:t>)</w:t>
-      </w:r>
-      <w:r>
-        <w:rPr>
-          <w:rFonts w:ascii="Times New Roman" w:eastAsia="Times New Roman" w:hAnsi="Times New Roman" w:cs="Times New Roman"/>
-          <w:b/>
-          <w:bCs/>
-          <w:color w:val="0D0D0D" w:themeColor="text1" w:themeTint="F2"/>
-          <w:kern w:val="0"/>
-          <w:sz w:val="28"/>
-          <w:szCs w:val="28"/>
-          <w:lang w:eastAsia="en-IN"/>
-          <w14:ligatures w14:val="none"/>
-        </w:rPr>
-        <w:t xml:space="preserve"> </w:t>
+        <w:t xml:space="preserve">) </w:t>
       </w:r>
       <w:r>
         <w:rPr>
@@ -3590,15 +3576,55 @@
     </w:p>
     <w:p>
       <w:pPr>
-        <w:pStyle w:val="ListParagraph"/>
         <w:spacing w:line="240" w:lineRule="auto"/>
-        <w:ind w:left="360"/>
-        <w:rPr>
-          <w:rFonts w:ascii="Times New Roman" w:hAnsi="Times New Roman" w:cs="Times New Roman"/>
-          <w:b/>
-          <w:bCs/>
-          <w:sz w:val="28"/>
-          <w:szCs w:val="28"/>
+        <w:rPr>
+          <w:rFonts w:ascii="Times New Roman" w:hAnsi="Times New Roman" w:cs="Times New Roman"/>
+          <w:b/>
+          <w:bCs/>
+          <w:sz w:val="28"/>
+          <w:szCs w:val="28"/>
+          <w:u w:val="single"/>
+        </w:rPr>
+      </w:pPr>
+    </w:p>
+    <w:p>
+      <w:pPr>
+        <w:spacing w:line="240" w:lineRule="auto"/>
+        <w:rPr>
+          <w:rFonts w:ascii="Times New Roman" w:hAnsi="Times New Roman" w:cs="Times New Roman"/>
+          <w:sz w:val="36"/>
+          <w:szCs w:val="36"/>
+          <w:u w:val="single"/>
+        </w:rPr>
+      </w:pPr>
+      <w:r>
+        <w:rPr>
+          <w:rFonts w:ascii="Times New Roman" w:hAnsi="Times New Roman" w:cs="Times New Roman"/>
+          <w:sz w:val="36"/>
+          <w:szCs w:val="36"/>
+          <w:u w:val="single"/>
+        </w:rPr>
+        <w:t>DATA PREPROCESSING</w:t>
+      </w:r>
+    </w:p>
+    <w:p>
+      <w:pPr>
+        <w:spacing w:line="240" w:lineRule="auto"/>
+        <w:rPr>
+          <w:rFonts w:ascii="Times New Roman" w:hAnsi="Times New Roman" w:cs="Times New Roman"/>
+          <w:sz w:val="36"/>
+          <w:szCs w:val="36"/>
+          <w:u w:val="single"/>
+        </w:rPr>
+      </w:pPr>
+    </w:p>
+    <w:p>
+      <w:pPr>
+        <w:spacing w:line="240" w:lineRule="auto"/>
+        <w:rPr>
+          <w:rFonts w:ascii="Times New Roman" w:hAnsi="Times New Roman" w:cs="Times New Roman"/>
+          <w:sz w:val="36"/>
+          <w:szCs w:val="36"/>
           <w:u w:val="single"/>
         </w:rPr>
       </w:pPr>
@@ -3703,6 +3729,7 @@
         <w:rPr>
           <w:rFonts w:ascii="Times New Roman" w:hAnsi="Times New Roman" w:cs="Times New Roman"/>
         </w:rPr>
+        <w:lastRenderedPageBreak/>
         <w:t>In this dataset there are 2 columns where we can perform analysis:</w:t>
       </w:r>
     </w:p>
@@ -3755,7 +3782,6 @@
         <w:rPr>
           <w:rFonts w:ascii="Times New Roman" w:hAnsi="Times New Roman" w:cs="Times New Roman"/>
         </w:rPr>
-        <w:lastRenderedPageBreak/>
         <w:t xml:space="preserve">Univariate analysis is performed differently for different data type. There are two </w:t>
       </w:r>
       <w:proofErr w:type="gramStart"/>
@@ -5335,6 +5361,7 @@
   <w:style w:type="character" w:default="1" w:styleId="DefaultParagraphFont">
     <w:name w:val="Default Paragraph Font"/>
     <w:uiPriority w:val="1"/>
+    <w:semiHidden/>
     <w:unhideWhenUsed/>
   </w:style>
   <w:style w:type="table" w:default="1" w:styleId="TableNormal">
